--- a/YT_proj/Manuscripts/OutputDescriptions.docx
+++ b/YT_proj/Manuscripts/OutputDescriptions.docx
@@ -10,69 +10,8 @@
           <w:numId w:val="1"/>
         </w:numPr>
       </w:pPr>
-      <w:proofErr w:type="spellStart"/>
       <w:r>
-        <w:t>em_full</w:t>
-      </w:r>
-      <w:proofErr w:type="spellEnd"/>
-      <w:r>
-        <w:t xml:space="preserve"> contains only one list, which is corresponding to the </w:t>
-      </w:r>
-      <w:proofErr w:type="spellStart"/>
-      <w:r>
-        <w:t>par.est</w:t>
-      </w:r>
-      <w:proofErr w:type="spellEnd"/>
-      <w:r>
-        <w:t xml:space="preserve"> [[final assessment]]. The difference between </w:t>
-      </w:r>
-      <w:proofErr w:type="spellStart"/>
-      <w:r>
-        <w:t>par.est</w:t>
-      </w:r>
-      <w:proofErr w:type="spellEnd"/>
-      <w:r>
-        <w:t xml:space="preserve"> and </w:t>
-      </w:r>
-      <w:proofErr w:type="spellStart"/>
-      <w:r>
-        <w:t>em_full</w:t>
-      </w:r>
-      <w:proofErr w:type="spellEnd"/>
-      <w:r>
-        <w:t xml:space="preserve"> is that </w:t>
-      </w:r>
-      <w:proofErr w:type="spellStart"/>
-      <w:r>
-        <w:t>par.est</w:t>
-      </w:r>
-      <w:proofErr w:type="spellEnd"/>
-      <w:r>
-        <w:t xml:space="preserve"> saved parameter estimates (and associated </w:t>
-      </w:r>
-      <w:proofErr w:type="spellStart"/>
-      <w:r>
-        <w:t>sd</w:t>
-      </w:r>
-      <w:proofErr w:type="spellEnd"/>
-      <w:r>
-        <w:t xml:space="preserve"> for each parameter estimate) from each EM, but </w:t>
-      </w:r>
-      <w:proofErr w:type="spellStart"/>
-      <w:r>
-        <w:t>em.full</w:t>
-      </w:r>
-      <w:proofErr w:type="spellEnd"/>
-      <w:r>
-        <w:t xml:space="preserve"> saved much more information including covariance matrix of parameter estimates and random effects, which is huge. If you wish, you can find out the covariance between recruitment sigma and </w:t>
-      </w:r>
-      <w:proofErr w:type="spellStart"/>
-      <w:r>
-        <w:t>ecov</w:t>
-      </w:r>
-      <w:proofErr w:type="spellEnd"/>
-      <w:r>
-        <w:t xml:space="preserve"> sigma, for example. Not sure if that covariance matrix helps though.</w:t>
+        <w:t>em_full contains only one list, which is corresponding to the par.est [[final assessment]]. The difference between par.est and em_full is that par.est saved parameter estimates (and associated sd for each parameter estimate) from each EM, but em.full saved much more information including covariance matrix of parameter estimates and random effects, which is huge. If you wish, you can find out the covariance between recruitment sigma and ecov sigma, for example. Not sure if that covariance matrix helps though.</w:t>
       </w:r>
     </w:p>
     <w:p>
@@ -84,26 +23,10 @@
         </w:numPr>
       </w:pPr>
       <w:r>
-        <w:t>mods[[1]][["Mod1"]][["om"]][["rep"]][["</w:t>
-      </w:r>
-      <w:proofErr w:type="spellStart"/>
-      <w:r>
-        <w:t>Fbar</w:t>
-      </w:r>
-      <w:proofErr w:type="spellEnd"/>
-      <w:r>
-        <w:t>"]]</w:t>
+        <w:t>mods[[1]][["Mod1"]][["om"]][["rep"]][["Fbar"]]</w:t>
       </w:r>
       <w:r>
-        <w:t xml:space="preserve"> 100x3 dims. Don’t know what the 3 dims are. Years </w:t>
-      </w:r>
-      <w:proofErr w:type="spellStart"/>
-      <w:r>
-        <w:t>proj</w:t>
-      </w:r>
-      <w:proofErr w:type="spellEnd"/>
-      <w:r>
-        <w:t>?</w:t>
+        <w:t xml:space="preserve"> 100x3 dims. Don’t know what the 3 dims are. Years proj?</w:t>
       </w:r>
     </w:p>
     <w:p>
@@ -114,6 +37,21 @@
           <w:numId w:val="1"/>
         </w:numPr>
       </w:pPr>
+      <w:r>
+        <w:t>See CHENGEX for different BRPs</w:t>
+      </w:r>
+    </w:p>
+    <w:p>
+      <w:pPr>
+        <w:pStyle w:val="ListParagraph"/>
+        <w:numPr>
+          <w:ilvl w:val="0"/>
+          <w:numId w:val="1"/>
+        </w:numPr>
+      </w:pPr>
+      <w:r>
+        <w:t>See answers from your questions doc on email</w:t>
+      </w:r>
     </w:p>
     <w:p/>
     <w:sectPr>
@@ -850,6 +788,7 @@
   <w:style w:type="character" w:default="1" w:styleId="DefaultParagraphFont">
     <w:name w:val="Default Paragraph Font"/>
     <w:uiPriority w:val="1"/>
+    <w:semiHidden/>
     <w:unhideWhenUsed/>
   </w:style>
   <w:style w:type="table" w:default="1" w:styleId="TableNormal">
